--- a/docs/ICD_Interface_Control_Document.docx
+++ b/docs/ICD_Interface_Control_Document.docx
@@ -4232,6 +4232,59 @@
         <w:t>The BRAM write port operates independently of the pixel clock. The host may write at any time.</w:t>
       </w:r>
     </w:p>
+    <w:p>
+      <w:pPr>
+        <w:jc w:val="center"/>
+      </w:pPr>
+      <w:r>
+        <w:drawing>
+          <wp:inline xmlns:a="http://schemas.openxmlformats.org/drawingml/2006/main" xmlns:pic="http://schemas.openxmlformats.org/drawingml/2006/picture">
+            <wp:extent cx="4114800" cy="7766539"/>
+            <wp:docPr id="1" name="Picture 1"/>
+            <wp:cNvGraphicFramePr>
+              <a:graphicFrameLocks noChangeAspect="1"/>
+            </wp:cNvGraphicFramePr>
+            <a:graphic>
+              <a:graphicData uri="http://schemas.openxmlformats.org/drawingml/2006/picture">
+                <pic:pic>
+                  <pic:nvPicPr>
+                    <pic:cNvPr id="0" name="fc_bram_write.png"/>
+                    <pic:cNvPicPr/>
+                  </pic:nvPicPr>
+                  <pic:blipFill>
+                    <a:blip r:embed="rId9"/>
+                    <a:stretch>
+                      <a:fillRect/>
+                    </a:stretch>
+                  </pic:blipFill>
+                  <pic:spPr>
+                    <a:xfrm>
+                      <a:off x="0" y="0"/>
+                      <a:ext cx="4114800" cy="7766539"/>
+                    </a:xfrm>
+                    <a:prstGeom prst="rect"/>
+                  </pic:spPr>
+                </pic:pic>
+              </a:graphicData>
+            </a:graphic>
+          </wp:inline>
+        </w:drawing>
+      </w:r>
+    </w:p>
+    <w:p>
+      <w:pPr>
+        <w:jc w:val="center"/>
+      </w:pPr>
+      <w:r>
+        <w:rPr>
+          <w:i/>
+          <w:color w:val="606060"/>
+          <w:sz w:val="17"/>
+        </w:rPr>
+        <w:t>Figure: BRAM Write Protocol</w:t>
+      </w:r>
+    </w:p>
+    <w:p/>
     <w:tbl>
       <w:tblPr>
         <w:tblStyle w:val="TableGrid"/>
@@ -4627,6 +4680,59 @@
         <w:t>5  Double-Buffer Handshake Protocol</w:t>
       </w:r>
     </w:p>
+    <w:p>
+      <w:pPr>
+        <w:jc w:val="center"/>
+      </w:pPr>
+      <w:r>
+        <w:drawing>
+          <wp:inline xmlns:a="http://schemas.openxmlformats.org/drawingml/2006/main" xmlns:pic="http://schemas.openxmlformats.org/drawingml/2006/picture">
+            <wp:extent cx="5303520" cy="7535319"/>
+            <wp:docPr id="2" name="Picture 2"/>
+            <wp:cNvGraphicFramePr>
+              <a:graphicFrameLocks noChangeAspect="1"/>
+            </wp:cNvGraphicFramePr>
+            <a:graphic>
+              <a:graphicData uri="http://schemas.openxmlformats.org/drawingml/2006/picture">
+                <pic:pic>
+                  <pic:nvPicPr>
+                    <pic:cNvPr id="0" name="fc_buf_handshake.png"/>
+                    <pic:cNvPicPr/>
+                  </pic:nvPicPr>
+                  <pic:blipFill>
+                    <a:blip r:embed="rId10"/>
+                    <a:stretch>
+                      <a:fillRect/>
+                    </a:stretch>
+                  </pic:blipFill>
+                  <pic:spPr>
+                    <a:xfrm>
+                      <a:off x="0" y="0"/>
+                      <a:ext cx="5303520" cy="7535319"/>
+                    </a:xfrm>
+                    <a:prstGeom prst="rect"/>
+                  </pic:spPr>
+                </pic:pic>
+              </a:graphicData>
+            </a:graphic>
+          </wp:inline>
+        </w:drawing>
+      </w:r>
+    </w:p>
+    <w:p>
+      <w:pPr>
+        <w:jc w:val="center"/>
+      </w:pPr>
+      <w:r>
+        <w:rPr>
+          <w:i/>
+          <w:color w:val="606060"/>
+          <w:sz w:val="17"/>
+        </w:rPr>
+        <w:t>Figure: Double-Buffer Handshake Protocol</w:t>
+      </w:r>
+    </w:p>
+    <w:p/>
     <w:tbl>
       <w:tblPr>
         <w:tblStyle w:val="TableGrid"/>

--- a/docs/ICD_Interface_Control_Document.docx
+++ b/docs/ICD_Interface_Control_Document.docx
@@ -5191,6 +5191,2060 @@
         <w:t>WARNING: Holding buf_swap HIGH causes a new swap request every clock. Always return buf_swap to 0 within one clock cycle.</w:t>
       </w:r>
     </w:p>
+    <w:p>
+      <w:pPr>
+        <w:pStyle w:val="Heading1"/>
+      </w:pPr>
+      <w:r>
+        <w:rPr>
+          <w:color w:val="1F497D"/>
+        </w:rPr>
+        <w:t>6  FIFO Interface  (pal_fifo_bool)</w:t>
+      </w:r>
+    </w:p>
+    <w:p>
+      <w:r>
+        <w:rPr>
+          <w:b w:val="0"/>
+          <w:i w:val="0"/>
+          <w:color w:val="000000"/>
+          <w:sz w:val="20"/>
+        </w:rPr>
+        <w:t>Standalone 1-bit (Boolean) synchronous FIFO IP. Depth 600,000 entries. Not connected to the BRAM display path. Single clock domain, synchronous reset.</w:t>
+      </w:r>
+    </w:p>
+    <w:p>
+      <w:pPr>
+        <w:pStyle w:val="Heading2"/>
+      </w:pPr>
+      <w:r>
+        <w:rPr>
+          <w:color w:val="2E74B5"/>
+        </w:rPr>
+        <w:t>6.1  Input Ports</w:t>
+      </w:r>
+    </w:p>
+    <w:tbl>
+      <w:tblPr>
+        <w:tblStyle w:val="TableGrid"/>
+        <w:tblW w:type="auto" w:w="0"/>
+        <w:tblLook w:firstColumn="1" w:firstRow="1" w:lastColumn="0" w:lastRow="0" w:noHBand="0" w:noVBand="1" w:val="04A0"/>
+      </w:tblPr>
+      <w:tblGrid>
+        <w:gridCol w:w="1949"/>
+        <w:gridCol w:w="1949"/>
+        <w:gridCol w:w="1949"/>
+        <w:gridCol w:w="1949"/>
+        <w:gridCol w:w="1949"/>
+      </w:tblGrid>
+      <w:tr>
+        <w:tc>
+          <w:tcPr>
+            <w:tcW w:type="dxa" w:w="1584"/>
+            <w:shd w:val="clear" w:color="auto" w:fill="1F497D"/>
+          </w:tcPr>
+          <w:p>
+            <w:pPr>
+              <w:jc w:val="left"/>
+            </w:pPr>
+            <w:r>
+              <w:rPr>
+                <w:b/>
+                <w:i w:val="0"/>
+                <w:color w:val="FFFFFF"/>
+                <w:sz w:val="20"/>
+              </w:rPr>
+              <w:t>Port</w:t>
+            </w:r>
+          </w:p>
+        </w:tc>
+        <w:tc>
+          <w:tcPr>
+            <w:tcW w:type="dxa" w:w="864"/>
+            <w:shd w:val="clear" w:color="auto" w:fill="1F497D"/>
+          </w:tcPr>
+          <w:p>
+            <w:pPr>
+              <w:jc w:val="left"/>
+            </w:pPr>
+            <w:r>
+              <w:rPr>
+                <w:b/>
+                <w:i w:val="0"/>
+                <w:color w:val="FFFFFF"/>
+                <w:sz w:val="20"/>
+              </w:rPr>
+              <w:t>Width</w:t>
+            </w:r>
+          </w:p>
+        </w:tc>
+        <w:tc>
+          <w:tcPr>
+            <w:tcW w:type="dxa" w:w="720"/>
+            <w:shd w:val="clear" w:color="auto" w:fill="1F497D"/>
+          </w:tcPr>
+          <w:p>
+            <w:pPr>
+              <w:jc w:val="left"/>
+            </w:pPr>
+            <w:r>
+              <w:rPr>
+                <w:b/>
+                <w:i w:val="0"/>
+                <w:color w:val="FFFFFF"/>
+                <w:sz w:val="20"/>
+              </w:rPr>
+              <w:t>Dir</w:t>
+            </w:r>
+          </w:p>
+        </w:tc>
+        <w:tc>
+          <w:tcPr>
+            <w:tcW w:type="dxa" w:w="1296"/>
+            <w:shd w:val="clear" w:color="auto" w:fill="1F497D"/>
+          </w:tcPr>
+          <w:p>
+            <w:pPr>
+              <w:jc w:val="left"/>
+            </w:pPr>
+            <w:r>
+              <w:rPr>
+                <w:b/>
+                <w:i w:val="0"/>
+                <w:color w:val="FFFFFF"/>
+                <w:sz w:val="20"/>
+              </w:rPr>
+              <w:t>Default</w:t>
+            </w:r>
+          </w:p>
+        </w:tc>
+        <w:tc>
+          <w:tcPr>
+            <w:tcW w:type="dxa" w:w="5904"/>
+            <w:shd w:val="clear" w:color="auto" w:fill="1F497D"/>
+          </w:tcPr>
+          <w:p>
+            <w:pPr>
+              <w:jc w:val="left"/>
+            </w:pPr>
+            <w:r>
+              <w:rPr>
+                <w:b/>
+                <w:i w:val="0"/>
+                <w:color w:val="FFFFFF"/>
+                <w:sz w:val="20"/>
+              </w:rPr>
+              <w:t>Description</w:t>
+            </w:r>
+          </w:p>
+        </w:tc>
+      </w:tr>
+      <w:tr>
+        <w:tc>
+          <w:tcPr>
+            <w:tcW w:type="dxa" w:w="1584"/>
+            <w:shd w:val="clear" w:color="auto" w:fill="FFFFFF"/>
+          </w:tcPr>
+          <w:p>
+            <w:pPr>
+              <w:jc w:val="left"/>
+            </w:pPr>
+            <w:r>
+              <w:rPr>
+                <w:b w:val="0"/>
+                <w:i w:val="0"/>
+                <w:color w:val="000000"/>
+                <w:sz w:val="19"/>
+              </w:rPr>
+              <w:t>clk</w:t>
+            </w:r>
+          </w:p>
+        </w:tc>
+        <w:tc>
+          <w:tcPr>
+            <w:tcW w:type="dxa" w:w="864"/>
+            <w:shd w:val="clear" w:color="auto" w:fill="FFFFFF"/>
+          </w:tcPr>
+          <w:p>
+            <w:pPr>
+              <w:jc w:val="left"/>
+            </w:pPr>
+            <w:r>
+              <w:rPr>
+                <w:b w:val="0"/>
+                <w:i w:val="0"/>
+                <w:color w:val="000000"/>
+                <w:sz w:val="19"/>
+              </w:rPr>
+              <w:t>1</w:t>
+            </w:r>
+          </w:p>
+        </w:tc>
+        <w:tc>
+          <w:tcPr>
+            <w:tcW w:type="dxa" w:w="720"/>
+            <w:shd w:val="clear" w:color="auto" w:fill="FFFFFF"/>
+          </w:tcPr>
+          <w:p>
+            <w:pPr>
+              <w:jc w:val="left"/>
+            </w:pPr>
+            <w:r>
+              <w:rPr>
+                <w:b w:val="0"/>
+                <w:i w:val="0"/>
+                <w:color w:val="000000"/>
+                <w:sz w:val="19"/>
+              </w:rPr>
+              <w:t>in</w:t>
+            </w:r>
+          </w:p>
+        </w:tc>
+        <w:tc>
+          <w:tcPr>
+            <w:tcW w:type="dxa" w:w="1296"/>
+            <w:shd w:val="clear" w:color="auto" w:fill="FFFFFF"/>
+          </w:tcPr>
+          <w:p>
+            <w:pPr>
+              <w:jc w:val="left"/>
+            </w:pPr>
+            <w:r>
+              <w:rPr>
+                <w:b w:val="0"/>
+                <w:i w:val="0"/>
+                <w:color w:val="000000"/>
+                <w:sz w:val="19"/>
+              </w:rPr>
+              <w:t>—</w:t>
+            </w:r>
+          </w:p>
+        </w:tc>
+        <w:tc>
+          <w:tcPr>
+            <w:tcW w:type="dxa" w:w="5904"/>
+            <w:shd w:val="clear" w:color="auto" w:fill="FFFFFF"/>
+          </w:tcPr>
+          <w:p>
+            <w:pPr>
+              <w:jc w:val="left"/>
+            </w:pPr>
+            <w:r>
+              <w:rPr>
+                <w:b w:val="0"/>
+                <w:i w:val="0"/>
+                <w:color w:val="000000"/>
+                <w:sz w:val="19"/>
+              </w:rPr>
+              <w:t>System clock (any rate; shared with other logic)</w:t>
+            </w:r>
+          </w:p>
+        </w:tc>
+      </w:tr>
+      <w:tr>
+        <w:tc>
+          <w:tcPr>
+            <w:tcW w:type="dxa" w:w="1584"/>
+            <w:shd w:val="clear" w:color="auto" w:fill="DAE8FC"/>
+          </w:tcPr>
+          <w:p>
+            <w:pPr>
+              <w:jc w:val="left"/>
+            </w:pPr>
+            <w:r>
+              <w:rPr>
+                <w:b w:val="0"/>
+                <w:i w:val="0"/>
+                <w:color w:val="000000"/>
+                <w:sz w:val="19"/>
+              </w:rPr>
+              <w:t>rst</w:t>
+            </w:r>
+          </w:p>
+        </w:tc>
+        <w:tc>
+          <w:tcPr>
+            <w:tcW w:type="dxa" w:w="864"/>
+            <w:shd w:val="clear" w:color="auto" w:fill="DAE8FC"/>
+          </w:tcPr>
+          <w:p>
+            <w:pPr>
+              <w:jc w:val="left"/>
+            </w:pPr>
+            <w:r>
+              <w:rPr>
+                <w:b w:val="0"/>
+                <w:i w:val="0"/>
+                <w:color w:val="000000"/>
+                <w:sz w:val="19"/>
+              </w:rPr>
+              <w:t>1</w:t>
+            </w:r>
+          </w:p>
+        </w:tc>
+        <w:tc>
+          <w:tcPr>
+            <w:tcW w:type="dxa" w:w="720"/>
+            <w:shd w:val="clear" w:color="auto" w:fill="DAE8FC"/>
+          </w:tcPr>
+          <w:p>
+            <w:pPr>
+              <w:jc w:val="left"/>
+            </w:pPr>
+            <w:r>
+              <w:rPr>
+                <w:b w:val="0"/>
+                <w:i w:val="0"/>
+                <w:color w:val="000000"/>
+                <w:sz w:val="19"/>
+              </w:rPr>
+              <w:t>in</w:t>
+            </w:r>
+          </w:p>
+        </w:tc>
+        <w:tc>
+          <w:tcPr>
+            <w:tcW w:type="dxa" w:w="1296"/>
+            <w:shd w:val="clear" w:color="auto" w:fill="DAE8FC"/>
+          </w:tcPr>
+          <w:p>
+            <w:pPr>
+              <w:jc w:val="left"/>
+            </w:pPr>
+            <w:r>
+              <w:rPr>
+                <w:b w:val="0"/>
+                <w:i w:val="0"/>
+                <w:color w:val="000000"/>
+                <w:sz w:val="19"/>
+              </w:rPr>
+              <w:t>—</w:t>
+            </w:r>
+          </w:p>
+        </w:tc>
+        <w:tc>
+          <w:tcPr>
+            <w:tcW w:type="dxa" w:w="5904"/>
+            <w:shd w:val="clear" w:color="auto" w:fill="DAE8FC"/>
+          </w:tcPr>
+          <w:p>
+            <w:pPr>
+              <w:jc w:val="left"/>
+            </w:pPr>
+            <w:r>
+              <w:rPr>
+                <w:b w:val="0"/>
+                <w:i w:val="0"/>
+                <w:color w:val="000000"/>
+                <w:sz w:val="19"/>
+              </w:rPr>
+              <w:t>Synchronous active-HIGH reset</w:t>
+            </w:r>
+          </w:p>
+        </w:tc>
+      </w:tr>
+      <w:tr>
+        <w:tc>
+          <w:tcPr>
+            <w:tcW w:type="dxa" w:w="1584"/>
+            <w:shd w:val="clear" w:color="auto" w:fill="FFFFFF"/>
+          </w:tcPr>
+          <w:p>
+            <w:pPr>
+              <w:jc w:val="left"/>
+            </w:pPr>
+            <w:r>
+              <w:rPr>
+                <w:b w:val="0"/>
+                <w:i w:val="0"/>
+                <w:color w:val="000000"/>
+                <w:sz w:val="19"/>
+              </w:rPr>
+              <w:t>wr_en</w:t>
+            </w:r>
+          </w:p>
+        </w:tc>
+        <w:tc>
+          <w:tcPr>
+            <w:tcW w:type="dxa" w:w="864"/>
+            <w:shd w:val="clear" w:color="auto" w:fill="FFFFFF"/>
+          </w:tcPr>
+          <w:p>
+            <w:pPr>
+              <w:jc w:val="left"/>
+            </w:pPr>
+            <w:r>
+              <w:rPr>
+                <w:b w:val="0"/>
+                <w:i w:val="0"/>
+                <w:color w:val="000000"/>
+                <w:sz w:val="19"/>
+              </w:rPr>
+              <w:t>1</w:t>
+            </w:r>
+          </w:p>
+        </w:tc>
+        <w:tc>
+          <w:tcPr>
+            <w:tcW w:type="dxa" w:w="720"/>
+            <w:shd w:val="clear" w:color="auto" w:fill="FFFFFF"/>
+          </w:tcPr>
+          <w:p>
+            <w:pPr>
+              <w:jc w:val="left"/>
+            </w:pPr>
+            <w:r>
+              <w:rPr>
+                <w:b w:val="0"/>
+                <w:i w:val="0"/>
+                <w:color w:val="000000"/>
+                <w:sz w:val="19"/>
+              </w:rPr>
+              <w:t>in</w:t>
+            </w:r>
+          </w:p>
+        </w:tc>
+        <w:tc>
+          <w:tcPr>
+            <w:tcW w:type="dxa" w:w="1296"/>
+            <w:shd w:val="clear" w:color="auto" w:fill="FFFFFF"/>
+          </w:tcPr>
+          <w:p>
+            <w:pPr>
+              <w:jc w:val="left"/>
+            </w:pPr>
+            <w:r>
+              <w:rPr>
+                <w:b w:val="0"/>
+                <w:i w:val="0"/>
+                <w:color w:val="000000"/>
+                <w:sz w:val="19"/>
+              </w:rPr>
+              <w:t>'0'</w:t>
+            </w:r>
+          </w:p>
+        </w:tc>
+        <w:tc>
+          <w:tcPr>
+            <w:tcW w:type="dxa" w:w="5904"/>
+            <w:shd w:val="clear" w:color="auto" w:fill="FFFFFF"/>
+          </w:tcPr>
+          <w:p>
+            <w:pPr>
+              <w:jc w:val="left"/>
+            </w:pPr>
+            <w:r>
+              <w:rPr>
+                <w:b w:val="0"/>
+                <w:i w:val="0"/>
+                <w:color w:val="000000"/>
+                <w:sz w:val="19"/>
+              </w:rPr>
+              <w:t>Write enable — pulse HIGH 1 clock to write</w:t>
+            </w:r>
+          </w:p>
+        </w:tc>
+      </w:tr>
+      <w:tr>
+        <w:tc>
+          <w:tcPr>
+            <w:tcW w:type="dxa" w:w="1584"/>
+            <w:shd w:val="clear" w:color="auto" w:fill="DAE8FC"/>
+          </w:tcPr>
+          <w:p>
+            <w:pPr>
+              <w:jc w:val="left"/>
+            </w:pPr>
+            <w:r>
+              <w:rPr>
+                <w:b w:val="0"/>
+                <w:i w:val="0"/>
+                <w:color w:val="000000"/>
+                <w:sz w:val="19"/>
+              </w:rPr>
+              <w:t>wr_data</w:t>
+            </w:r>
+          </w:p>
+        </w:tc>
+        <w:tc>
+          <w:tcPr>
+            <w:tcW w:type="dxa" w:w="864"/>
+            <w:shd w:val="clear" w:color="auto" w:fill="DAE8FC"/>
+          </w:tcPr>
+          <w:p>
+            <w:pPr>
+              <w:jc w:val="left"/>
+            </w:pPr>
+            <w:r>
+              <w:rPr>
+                <w:b w:val="0"/>
+                <w:i w:val="0"/>
+                <w:color w:val="000000"/>
+                <w:sz w:val="19"/>
+              </w:rPr>
+              <w:t>1</w:t>
+            </w:r>
+          </w:p>
+        </w:tc>
+        <w:tc>
+          <w:tcPr>
+            <w:tcW w:type="dxa" w:w="720"/>
+            <w:shd w:val="clear" w:color="auto" w:fill="DAE8FC"/>
+          </w:tcPr>
+          <w:p>
+            <w:pPr>
+              <w:jc w:val="left"/>
+            </w:pPr>
+            <w:r>
+              <w:rPr>
+                <w:b w:val="0"/>
+                <w:i w:val="0"/>
+                <w:color w:val="000000"/>
+                <w:sz w:val="19"/>
+              </w:rPr>
+              <w:t>in</w:t>
+            </w:r>
+          </w:p>
+        </w:tc>
+        <w:tc>
+          <w:tcPr>
+            <w:tcW w:type="dxa" w:w="1296"/>
+            <w:shd w:val="clear" w:color="auto" w:fill="DAE8FC"/>
+          </w:tcPr>
+          <w:p>
+            <w:pPr>
+              <w:jc w:val="left"/>
+            </w:pPr>
+            <w:r>
+              <w:rPr>
+                <w:b w:val="0"/>
+                <w:i w:val="0"/>
+                <w:color w:val="000000"/>
+                <w:sz w:val="19"/>
+              </w:rPr>
+              <w:t>'0'</w:t>
+            </w:r>
+          </w:p>
+        </w:tc>
+        <w:tc>
+          <w:tcPr>
+            <w:tcW w:type="dxa" w:w="5904"/>
+            <w:shd w:val="clear" w:color="auto" w:fill="DAE8FC"/>
+          </w:tcPr>
+          <w:p>
+            <w:pPr>
+              <w:jc w:val="left"/>
+            </w:pPr>
+            <w:r>
+              <w:rPr>
+                <w:b w:val="0"/>
+                <w:i w:val="0"/>
+                <w:color w:val="000000"/>
+                <w:sz w:val="19"/>
+              </w:rPr>
+              <w:t>1-bit Boolean value to write</w:t>
+            </w:r>
+          </w:p>
+        </w:tc>
+      </w:tr>
+      <w:tr>
+        <w:tc>
+          <w:tcPr>
+            <w:tcW w:type="dxa" w:w="1584"/>
+            <w:shd w:val="clear" w:color="auto" w:fill="FFFFFF"/>
+          </w:tcPr>
+          <w:p>
+            <w:pPr>
+              <w:jc w:val="left"/>
+            </w:pPr>
+            <w:r>
+              <w:rPr>
+                <w:b w:val="0"/>
+                <w:i w:val="0"/>
+                <w:color w:val="000000"/>
+                <w:sz w:val="19"/>
+              </w:rPr>
+              <w:t>rd_en</w:t>
+            </w:r>
+          </w:p>
+        </w:tc>
+        <w:tc>
+          <w:tcPr>
+            <w:tcW w:type="dxa" w:w="864"/>
+            <w:shd w:val="clear" w:color="auto" w:fill="FFFFFF"/>
+          </w:tcPr>
+          <w:p>
+            <w:pPr>
+              <w:jc w:val="left"/>
+            </w:pPr>
+            <w:r>
+              <w:rPr>
+                <w:b w:val="0"/>
+                <w:i w:val="0"/>
+                <w:color w:val="000000"/>
+                <w:sz w:val="19"/>
+              </w:rPr>
+              <w:t>1</w:t>
+            </w:r>
+          </w:p>
+        </w:tc>
+        <w:tc>
+          <w:tcPr>
+            <w:tcW w:type="dxa" w:w="720"/>
+            <w:shd w:val="clear" w:color="auto" w:fill="FFFFFF"/>
+          </w:tcPr>
+          <w:p>
+            <w:pPr>
+              <w:jc w:val="left"/>
+            </w:pPr>
+            <w:r>
+              <w:rPr>
+                <w:b w:val="0"/>
+                <w:i w:val="0"/>
+                <w:color w:val="000000"/>
+                <w:sz w:val="19"/>
+              </w:rPr>
+              <w:t>in</w:t>
+            </w:r>
+          </w:p>
+        </w:tc>
+        <w:tc>
+          <w:tcPr>
+            <w:tcW w:type="dxa" w:w="1296"/>
+            <w:shd w:val="clear" w:color="auto" w:fill="FFFFFF"/>
+          </w:tcPr>
+          <w:p>
+            <w:pPr>
+              <w:jc w:val="left"/>
+            </w:pPr>
+            <w:r>
+              <w:rPr>
+                <w:b w:val="0"/>
+                <w:i w:val="0"/>
+                <w:color w:val="000000"/>
+                <w:sz w:val="19"/>
+              </w:rPr>
+              <w:t>'0'</w:t>
+            </w:r>
+          </w:p>
+        </w:tc>
+        <w:tc>
+          <w:tcPr>
+            <w:tcW w:type="dxa" w:w="5904"/>
+            <w:shd w:val="clear" w:color="auto" w:fill="FFFFFF"/>
+          </w:tcPr>
+          <w:p>
+            <w:pPr>
+              <w:jc w:val="left"/>
+            </w:pPr>
+            <w:r>
+              <w:rPr>
+                <w:b w:val="0"/>
+                <w:i w:val="0"/>
+                <w:color w:val="000000"/>
+                <w:sz w:val="19"/>
+              </w:rPr>
+              <w:t>Read enable — pulse HIGH 1 clock to advance pointer</w:t>
+            </w:r>
+          </w:p>
+        </w:tc>
+      </w:tr>
+    </w:tbl>
+    <w:p/>
+    <w:p>
+      <w:pPr>
+        <w:pStyle w:val="Heading2"/>
+      </w:pPr>
+      <w:r>
+        <w:rPr>
+          <w:color w:val="2E74B5"/>
+        </w:rPr>
+        <w:t>6.2  Output Ports</w:t>
+      </w:r>
+    </w:p>
+    <w:tbl>
+      <w:tblPr>
+        <w:tblStyle w:val="TableGrid"/>
+        <w:tblW w:type="auto" w:w="0"/>
+        <w:tblLook w:firstColumn="1" w:firstRow="1" w:lastColumn="0" w:lastRow="0" w:noHBand="0" w:noVBand="1" w:val="04A0"/>
+      </w:tblPr>
+      <w:tblGrid>
+        <w:gridCol w:w="2436"/>
+        <w:gridCol w:w="2436"/>
+        <w:gridCol w:w="2436"/>
+        <w:gridCol w:w="2436"/>
+      </w:tblGrid>
+      <w:tr>
+        <w:tc>
+          <w:tcPr>
+            <w:tcW w:type="dxa" w:w="1872"/>
+            <w:shd w:val="clear" w:color="auto" w:fill="1F497D"/>
+          </w:tcPr>
+          <w:p>
+            <w:pPr>
+              <w:jc w:val="left"/>
+            </w:pPr>
+            <w:r>
+              <w:rPr>
+                <w:b/>
+                <w:i w:val="0"/>
+                <w:color w:val="FFFFFF"/>
+                <w:sz w:val="20"/>
+              </w:rPr>
+              <w:t>Port</w:t>
+            </w:r>
+          </w:p>
+        </w:tc>
+        <w:tc>
+          <w:tcPr>
+            <w:tcW w:type="dxa" w:w="864"/>
+            <w:shd w:val="clear" w:color="auto" w:fill="1F497D"/>
+          </w:tcPr>
+          <w:p>
+            <w:pPr>
+              <w:jc w:val="left"/>
+            </w:pPr>
+            <w:r>
+              <w:rPr>
+                <w:b/>
+                <w:i w:val="0"/>
+                <w:color w:val="FFFFFF"/>
+                <w:sz w:val="20"/>
+              </w:rPr>
+              <w:t>Width</w:t>
+            </w:r>
+          </w:p>
+        </w:tc>
+        <w:tc>
+          <w:tcPr>
+            <w:tcW w:type="dxa" w:w="720"/>
+            <w:shd w:val="clear" w:color="auto" w:fill="1F497D"/>
+          </w:tcPr>
+          <w:p>
+            <w:pPr>
+              <w:jc w:val="left"/>
+            </w:pPr>
+            <w:r>
+              <w:rPr>
+                <w:b/>
+                <w:i w:val="0"/>
+                <w:color w:val="FFFFFF"/>
+                <w:sz w:val="20"/>
+              </w:rPr>
+              <w:t>Dir</w:t>
+            </w:r>
+          </w:p>
+        </w:tc>
+        <w:tc>
+          <w:tcPr>
+            <w:tcW w:type="dxa" w:w="6912"/>
+            <w:shd w:val="clear" w:color="auto" w:fill="1F497D"/>
+          </w:tcPr>
+          <w:p>
+            <w:pPr>
+              <w:jc w:val="left"/>
+            </w:pPr>
+            <w:r>
+              <w:rPr>
+                <w:b/>
+                <w:i w:val="0"/>
+                <w:color w:val="FFFFFF"/>
+                <w:sz w:val="20"/>
+              </w:rPr>
+              <w:t>Description</w:t>
+            </w:r>
+          </w:p>
+        </w:tc>
+      </w:tr>
+      <w:tr>
+        <w:tc>
+          <w:tcPr>
+            <w:tcW w:type="dxa" w:w="1872"/>
+            <w:shd w:val="clear" w:color="auto" w:fill="FFFFFF"/>
+          </w:tcPr>
+          <w:p>
+            <w:pPr>
+              <w:jc w:val="left"/>
+            </w:pPr>
+            <w:r>
+              <w:rPr>
+                <w:b w:val="0"/>
+                <w:i w:val="0"/>
+                <w:color w:val="000000"/>
+                <w:sz w:val="19"/>
+              </w:rPr>
+              <w:t>full</w:t>
+            </w:r>
+          </w:p>
+        </w:tc>
+        <w:tc>
+          <w:tcPr>
+            <w:tcW w:type="dxa" w:w="864"/>
+            <w:shd w:val="clear" w:color="auto" w:fill="FFFFFF"/>
+          </w:tcPr>
+          <w:p>
+            <w:pPr>
+              <w:jc w:val="left"/>
+            </w:pPr>
+            <w:r>
+              <w:rPr>
+                <w:b w:val="0"/>
+                <w:i w:val="0"/>
+                <w:color w:val="000000"/>
+                <w:sz w:val="19"/>
+              </w:rPr>
+              <w:t>1</w:t>
+            </w:r>
+          </w:p>
+        </w:tc>
+        <w:tc>
+          <w:tcPr>
+            <w:tcW w:type="dxa" w:w="720"/>
+            <w:shd w:val="clear" w:color="auto" w:fill="FFFFFF"/>
+          </w:tcPr>
+          <w:p>
+            <w:pPr>
+              <w:jc w:val="left"/>
+            </w:pPr>
+            <w:r>
+              <w:rPr>
+                <w:b w:val="0"/>
+                <w:i w:val="0"/>
+                <w:color w:val="000000"/>
+                <w:sz w:val="19"/>
+              </w:rPr>
+              <w:t>out</w:t>
+            </w:r>
+          </w:p>
+        </w:tc>
+        <w:tc>
+          <w:tcPr>
+            <w:tcW w:type="dxa" w:w="6912"/>
+            <w:shd w:val="clear" w:color="auto" w:fill="FFFFFF"/>
+          </w:tcPr>
+          <w:p>
+            <w:pPr>
+              <w:jc w:val="left"/>
+            </w:pPr>
+            <w:r>
+              <w:rPr>
+                <w:b w:val="0"/>
+                <w:i w:val="0"/>
+                <w:color w:val="000000"/>
+                <w:sz w:val="19"/>
+              </w:rPr>
+              <w:t>HIGH when FIFO is full; wr_en ignored</w:t>
+            </w:r>
+          </w:p>
+        </w:tc>
+      </w:tr>
+      <w:tr>
+        <w:tc>
+          <w:tcPr>
+            <w:tcW w:type="dxa" w:w="1872"/>
+            <w:shd w:val="clear" w:color="auto" w:fill="DAE8FC"/>
+          </w:tcPr>
+          <w:p>
+            <w:pPr>
+              <w:jc w:val="left"/>
+            </w:pPr>
+            <w:r>
+              <w:rPr>
+                <w:b w:val="0"/>
+                <w:i w:val="0"/>
+                <w:color w:val="000000"/>
+                <w:sz w:val="19"/>
+              </w:rPr>
+              <w:t>wr_ack</w:t>
+            </w:r>
+          </w:p>
+        </w:tc>
+        <w:tc>
+          <w:tcPr>
+            <w:tcW w:type="dxa" w:w="864"/>
+            <w:shd w:val="clear" w:color="auto" w:fill="DAE8FC"/>
+          </w:tcPr>
+          <w:p>
+            <w:pPr>
+              <w:jc w:val="left"/>
+            </w:pPr>
+            <w:r>
+              <w:rPr>
+                <w:b w:val="0"/>
+                <w:i w:val="0"/>
+                <w:color w:val="000000"/>
+                <w:sz w:val="19"/>
+              </w:rPr>
+              <w:t>1</w:t>
+            </w:r>
+          </w:p>
+        </w:tc>
+        <w:tc>
+          <w:tcPr>
+            <w:tcW w:type="dxa" w:w="720"/>
+            <w:shd w:val="clear" w:color="auto" w:fill="DAE8FC"/>
+          </w:tcPr>
+          <w:p>
+            <w:pPr>
+              <w:jc w:val="left"/>
+            </w:pPr>
+            <w:r>
+              <w:rPr>
+                <w:b w:val="0"/>
+                <w:i w:val="0"/>
+                <w:color w:val="000000"/>
+                <w:sz w:val="19"/>
+              </w:rPr>
+              <w:t>out</w:t>
+            </w:r>
+          </w:p>
+        </w:tc>
+        <w:tc>
+          <w:tcPr>
+            <w:tcW w:type="dxa" w:w="6912"/>
+            <w:shd w:val="clear" w:color="auto" w:fill="DAE8FC"/>
+          </w:tcPr>
+          <w:p>
+            <w:pPr>
+              <w:jc w:val="left"/>
+            </w:pPr>
+            <w:r>
+              <w:rPr>
+                <w:b w:val="0"/>
+                <w:i w:val="0"/>
+                <w:color w:val="000000"/>
+                <w:sz w:val="19"/>
+              </w:rPr>
+              <w:t>Strobes HIGH 1 clock when write accepted</w:t>
+            </w:r>
+          </w:p>
+        </w:tc>
+      </w:tr>
+      <w:tr>
+        <w:tc>
+          <w:tcPr>
+            <w:tcW w:type="dxa" w:w="1872"/>
+            <w:shd w:val="clear" w:color="auto" w:fill="FFFFFF"/>
+          </w:tcPr>
+          <w:p>
+            <w:pPr>
+              <w:jc w:val="left"/>
+            </w:pPr>
+            <w:r>
+              <w:rPr>
+                <w:b w:val="0"/>
+                <w:i w:val="0"/>
+                <w:color w:val="000000"/>
+                <w:sz w:val="19"/>
+              </w:rPr>
+              <w:t>rd_data</w:t>
+            </w:r>
+          </w:p>
+        </w:tc>
+        <w:tc>
+          <w:tcPr>
+            <w:tcW w:type="dxa" w:w="864"/>
+            <w:shd w:val="clear" w:color="auto" w:fill="FFFFFF"/>
+          </w:tcPr>
+          <w:p>
+            <w:pPr>
+              <w:jc w:val="left"/>
+            </w:pPr>
+            <w:r>
+              <w:rPr>
+                <w:b w:val="0"/>
+                <w:i w:val="0"/>
+                <w:color w:val="000000"/>
+                <w:sz w:val="19"/>
+              </w:rPr>
+              <w:t>1</w:t>
+            </w:r>
+          </w:p>
+        </w:tc>
+        <w:tc>
+          <w:tcPr>
+            <w:tcW w:type="dxa" w:w="720"/>
+            <w:shd w:val="clear" w:color="auto" w:fill="FFFFFF"/>
+          </w:tcPr>
+          <w:p>
+            <w:pPr>
+              <w:jc w:val="left"/>
+            </w:pPr>
+            <w:r>
+              <w:rPr>
+                <w:b w:val="0"/>
+                <w:i w:val="0"/>
+                <w:color w:val="000000"/>
+                <w:sz w:val="19"/>
+              </w:rPr>
+              <w:t>out</w:t>
+            </w:r>
+          </w:p>
+        </w:tc>
+        <w:tc>
+          <w:tcPr>
+            <w:tcW w:type="dxa" w:w="6912"/>
+            <w:shd w:val="clear" w:color="auto" w:fill="FFFFFF"/>
+          </w:tcPr>
+          <w:p>
+            <w:pPr>
+              <w:jc w:val="left"/>
+            </w:pPr>
+            <w:r>
+              <w:rPr>
+                <w:b w:val="0"/>
+                <w:i w:val="0"/>
+                <w:color w:val="000000"/>
+                <w:sz w:val="19"/>
+              </w:rPr>
+              <w:t>Registered read output — valid 1 clock after rd_en</w:t>
+            </w:r>
+          </w:p>
+        </w:tc>
+      </w:tr>
+      <w:tr>
+        <w:tc>
+          <w:tcPr>
+            <w:tcW w:type="dxa" w:w="1872"/>
+            <w:shd w:val="clear" w:color="auto" w:fill="DAE8FC"/>
+          </w:tcPr>
+          <w:p>
+            <w:pPr>
+              <w:jc w:val="left"/>
+            </w:pPr>
+            <w:r>
+              <w:rPr>
+                <w:b w:val="0"/>
+                <w:i w:val="0"/>
+                <w:color w:val="000000"/>
+                <w:sz w:val="19"/>
+              </w:rPr>
+              <w:t>empty</w:t>
+            </w:r>
+          </w:p>
+        </w:tc>
+        <w:tc>
+          <w:tcPr>
+            <w:tcW w:type="dxa" w:w="864"/>
+            <w:shd w:val="clear" w:color="auto" w:fill="DAE8FC"/>
+          </w:tcPr>
+          <w:p>
+            <w:pPr>
+              <w:jc w:val="left"/>
+            </w:pPr>
+            <w:r>
+              <w:rPr>
+                <w:b w:val="0"/>
+                <w:i w:val="0"/>
+                <w:color w:val="000000"/>
+                <w:sz w:val="19"/>
+              </w:rPr>
+              <w:t>1</w:t>
+            </w:r>
+          </w:p>
+        </w:tc>
+        <w:tc>
+          <w:tcPr>
+            <w:tcW w:type="dxa" w:w="720"/>
+            <w:shd w:val="clear" w:color="auto" w:fill="DAE8FC"/>
+          </w:tcPr>
+          <w:p>
+            <w:pPr>
+              <w:jc w:val="left"/>
+            </w:pPr>
+            <w:r>
+              <w:rPr>
+                <w:b w:val="0"/>
+                <w:i w:val="0"/>
+                <w:color w:val="000000"/>
+                <w:sz w:val="19"/>
+              </w:rPr>
+              <w:t>out</w:t>
+            </w:r>
+          </w:p>
+        </w:tc>
+        <w:tc>
+          <w:tcPr>
+            <w:tcW w:type="dxa" w:w="6912"/>
+            <w:shd w:val="clear" w:color="auto" w:fill="DAE8FC"/>
+          </w:tcPr>
+          <w:p>
+            <w:pPr>
+              <w:jc w:val="left"/>
+            </w:pPr>
+            <w:r>
+              <w:rPr>
+                <w:b w:val="0"/>
+                <w:i w:val="0"/>
+                <w:color w:val="000000"/>
+                <w:sz w:val="19"/>
+              </w:rPr>
+              <w:t>HIGH when FIFO is empty; rd_en ignored</w:t>
+            </w:r>
+          </w:p>
+        </w:tc>
+      </w:tr>
+      <w:tr>
+        <w:tc>
+          <w:tcPr>
+            <w:tcW w:type="dxa" w:w="1872"/>
+            <w:shd w:val="clear" w:color="auto" w:fill="FFFFFF"/>
+          </w:tcPr>
+          <w:p>
+            <w:pPr>
+              <w:jc w:val="left"/>
+            </w:pPr>
+            <w:r>
+              <w:rPr>
+                <w:b w:val="0"/>
+                <w:i w:val="0"/>
+                <w:color w:val="000000"/>
+                <w:sz w:val="19"/>
+              </w:rPr>
+              <w:t>rd_valid</w:t>
+            </w:r>
+          </w:p>
+        </w:tc>
+        <w:tc>
+          <w:tcPr>
+            <w:tcW w:type="dxa" w:w="864"/>
+            <w:shd w:val="clear" w:color="auto" w:fill="FFFFFF"/>
+          </w:tcPr>
+          <w:p>
+            <w:pPr>
+              <w:jc w:val="left"/>
+            </w:pPr>
+            <w:r>
+              <w:rPr>
+                <w:b w:val="0"/>
+                <w:i w:val="0"/>
+                <w:color w:val="000000"/>
+                <w:sz w:val="19"/>
+              </w:rPr>
+              <w:t>1</w:t>
+            </w:r>
+          </w:p>
+        </w:tc>
+        <w:tc>
+          <w:tcPr>
+            <w:tcW w:type="dxa" w:w="720"/>
+            <w:shd w:val="clear" w:color="auto" w:fill="FFFFFF"/>
+          </w:tcPr>
+          <w:p>
+            <w:pPr>
+              <w:jc w:val="left"/>
+            </w:pPr>
+            <w:r>
+              <w:rPr>
+                <w:b w:val="0"/>
+                <w:i w:val="0"/>
+                <w:color w:val="000000"/>
+                <w:sz w:val="19"/>
+              </w:rPr>
+              <w:t>out</w:t>
+            </w:r>
+          </w:p>
+        </w:tc>
+        <w:tc>
+          <w:tcPr>
+            <w:tcW w:type="dxa" w:w="6912"/>
+            <w:shd w:val="clear" w:color="auto" w:fill="FFFFFF"/>
+          </w:tcPr>
+          <w:p>
+            <w:pPr>
+              <w:jc w:val="left"/>
+            </w:pPr>
+            <w:r>
+              <w:rPr>
+                <w:b w:val="0"/>
+                <w:i w:val="0"/>
+                <w:color w:val="000000"/>
+                <w:sz w:val="19"/>
+              </w:rPr>
+              <w:t>Strobes HIGH 1 clock when rd_data updated</w:t>
+            </w:r>
+          </w:p>
+        </w:tc>
+      </w:tr>
+      <w:tr>
+        <w:tc>
+          <w:tcPr>
+            <w:tcW w:type="dxa" w:w="1872"/>
+            <w:shd w:val="clear" w:color="auto" w:fill="DAE8FC"/>
+          </w:tcPr>
+          <w:p>
+            <w:pPr>
+              <w:jc w:val="left"/>
+            </w:pPr>
+            <w:r>
+              <w:rPr>
+                <w:b w:val="0"/>
+                <w:i w:val="0"/>
+                <w:color w:val="000000"/>
+                <w:sz w:val="19"/>
+              </w:rPr>
+              <w:t>level</w:t>
+            </w:r>
+          </w:p>
+        </w:tc>
+        <w:tc>
+          <w:tcPr>
+            <w:tcW w:type="dxa" w:w="864"/>
+            <w:shd w:val="clear" w:color="auto" w:fill="DAE8FC"/>
+          </w:tcPr>
+          <w:p>
+            <w:pPr>
+              <w:jc w:val="left"/>
+            </w:pPr>
+            <w:r>
+              <w:rPr>
+                <w:b w:val="0"/>
+                <w:i w:val="0"/>
+                <w:color w:val="000000"/>
+                <w:sz w:val="19"/>
+              </w:rPr>
+              <w:t>20</w:t>
+            </w:r>
+          </w:p>
+        </w:tc>
+        <w:tc>
+          <w:tcPr>
+            <w:tcW w:type="dxa" w:w="720"/>
+            <w:shd w:val="clear" w:color="auto" w:fill="DAE8FC"/>
+          </w:tcPr>
+          <w:p>
+            <w:pPr>
+              <w:jc w:val="left"/>
+            </w:pPr>
+            <w:r>
+              <w:rPr>
+                <w:b w:val="0"/>
+                <w:i w:val="0"/>
+                <w:color w:val="000000"/>
+                <w:sz w:val="19"/>
+              </w:rPr>
+              <w:t>out</w:t>
+            </w:r>
+          </w:p>
+        </w:tc>
+        <w:tc>
+          <w:tcPr>
+            <w:tcW w:type="dxa" w:w="6912"/>
+            <w:shd w:val="clear" w:color="auto" w:fill="DAE8FC"/>
+          </w:tcPr>
+          <w:p>
+            <w:pPr>
+              <w:jc w:val="left"/>
+            </w:pPr>
+            <w:r>
+              <w:rPr>
+                <w:b w:val="0"/>
+                <w:i w:val="0"/>
+                <w:color w:val="000000"/>
+                <w:sz w:val="19"/>
+              </w:rPr>
+              <w:t>Fill count 0..DEPTH (unsigned)</w:t>
+            </w:r>
+          </w:p>
+        </w:tc>
+      </w:tr>
+      <w:tr>
+        <w:tc>
+          <w:tcPr>
+            <w:tcW w:type="dxa" w:w="1872"/>
+            <w:shd w:val="clear" w:color="auto" w:fill="FFFFFF"/>
+          </w:tcPr>
+          <w:p>
+            <w:pPr>
+              <w:jc w:val="left"/>
+            </w:pPr>
+            <w:r>
+              <w:rPr>
+                <w:b w:val="0"/>
+                <w:i w:val="0"/>
+                <w:color w:val="000000"/>
+                <w:sz w:val="19"/>
+              </w:rPr>
+              <w:t>almost_full</w:t>
+            </w:r>
+          </w:p>
+        </w:tc>
+        <w:tc>
+          <w:tcPr>
+            <w:tcW w:type="dxa" w:w="864"/>
+            <w:shd w:val="clear" w:color="auto" w:fill="FFFFFF"/>
+          </w:tcPr>
+          <w:p>
+            <w:pPr>
+              <w:jc w:val="left"/>
+            </w:pPr>
+            <w:r>
+              <w:rPr>
+                <w:b w:val="0"/>
+                <w:i w:val="0"/>
+                <w:color w:val="000000"/>
+                <w:sz w:val="19"/>
+              </w:rPr>
+              <w:t>1</w:t>
+            </w:r>
+          </w:p>
+        </w:tc>
+        <w:tc>
+          <w:tcPr>
+            <w:tcW w:type="dxa" w:w="720"/>
+            <w:shd w:val="clear" w:color="auto" w:fill="FFFFFF"/>
+          </w:tcPr>
+          <w:p>
+            <w:pPr>
+              <w:jc w:val="left"/>
+            </w:pPr>
+            <w:r>
+              <w:rPr>
+                <w:b w:val="0"/>
+                <w:i w:val="0"/>
+                <w:color w:val="000000"/>
+                <w:sz w:val="19"/>
+              </w:rPr>
+              <w:t>out</w:t>
+            </w:r>
+          </w:p>
+        </w:tc>
+        <w:tc>
+          <w:tcPr>
+            <w:tcW w:type="dxa" w:w="6912"/>
+            <w:shd w:val="clear" w:color="auto" w:fill="FFFFFF"/>
+          </w:tcPr>
+          <w:p>
+            <w:pPr>
+              <w:jc w:val="left"/>
+            </w:pPr>
+            <w:r>
+              <w:rPr>
+                <w:b w:val="0"/>
+                <w:i w:val="0"/>
+                <w:color w:val="000000"/>
+                <w:sz w:val="19"/>
+              </w:rPr>
+              <w:t>HIGH when level &gt;= DEPTH - AF_THRESH (default 4)</w:t>
+            </w:r>
+          </w:p>
+        </w:tc>
+      </w:tr>
+      <w:tr>
+        <w:tc>
+          <w:tcPr>
+            <w:tcW w:type="dxa" w:w="1872"/>
+            <w:shd w:val="clear" w:color="auto" w:fill="DAE8FC"/>
+          </w:tcPr>
+          <w:p>
+            <w:pPr>
+              <w:jc w:val="left"/>
+            </w:pPr>
+            <w:r>
+              <w:rPr>
+                <w:b w:val="0"/>
+                <w:i w:val="0"/>
+                <w:color w:val="000000"/>
+                <w:sz w:val="19"/>
+              </w:rPr>
+              <w:t>almost_empty</w:t>
+            </w:r>
+          </w:p>
+        </w:tc>
+        <w:tc>
+          <w:tcPr>
+            <w:tcW w:type="dxa" w:w="864"/>
+            <w:shd w:val="clear" w:color="auto" w:fill="DAE8FC"/>
+          </w:tcPr>
+          <w:p>
+            <w:pPr>
+              <w:jc w:val="left"/>
+            </w:pPr>
+            <w:r>
+              <w:rPr>
+                <w:b w:val="0"/>
+                <w:i w:val="0"/>
+                <w:color w:val="000000"/>
+                <w:sz w:val="19"/>
+              </w:rPr>
+              <w:t>1</w:t>
+            </w:r>
+          </w:p>
+        </w:tc>
+        <w:tc>
+          <w:tcPr>
+            <w:tcW w:type="dxa" w:w="720"/>
+            <w:shd w:val="clear" w:color="auto" w:fill="DAE8FC"/>
+          </w:tcPr>
+          <w:p>
+            <w:pPr>
+              <w:jc w:val="left"/>
+            </w:pPr>
+            <w:r>
+              <w:rPr>
+                <w:b w:val="0"/>
+                <w:i w:val="0"/>
+                <w:color w:val="000000"/>
+                <w:sz w:val="19"/>
+              </w:rPr>
+              <w:t>out</w:t>
+            </w:r>
+          </w:p>
+        </w:tc>
+        <w:tc>
+          <w:tcPr>
+            <w:tcW w:type="dxa" w:w="6912"/>
+            <w:shd w:val="clear" w:color="auto" w:fill="DAE8FC"/>
+          </w:tcPr>
+          <w:p>
+            <w:pPr>
+              <w:jc w:val="left"/>
+            </w:pPr>
+            <w:r>
+              <w:rPr>
+                <w:b w:val="0"/>
+                <w:i w:val="0"/>
+                <w:color w:val="000000"/>
+                <w:sz w:val="19"/>
+              </w:rPr>
+              <w:t>HIGH when level &lt;= AE_THRESH (default 4)</w:t>
+            </w:r>
+          </w:p>
+        </w:tc>
+      </w:tr>
+    </w:tbl>
+    <w:p/>
+    <w:p>
+      <w:pPr>
+        <w:pStyle w:val="Heading2"/>
+      </w:pPr>
+      <w:r>
+        <w:rPr>
+          <w:color w:val="2E74B5"/>
+        </w:rPr>
+        <w:t>6.3  Generics</w:t>
+      </w:r>
+    </w:p>
+    <w:tbl>
+      <w:tblPr>
+        <w:tblStyle w:val="TableGrid"/>
+        <w:tblW w:type="auto" w:w="0"/>
+        <w:tblLook w:firstColumn="1" w:firstRow="1" w:lastColumn="0" w:lastRow="0" w:noHBand="0" w:noVBand="1" w:val="04A0"/>
+      </w:tblPr>
+      <w:tblGrid>
+        <w:gridCol w:w="3249"/>
+        <w:gridCol w:w="3249"/>
+        <w:gridCol w:w="3249"/>
+      </w:tblGrid>
+      <w:tr>
+        <w:tc>
+          <w:tcPr>
+            <w:tcW w:type="dxa" w:w="2016"/>
+            <w:shd w:val="clear" w:color="auto" w:fill="1F497D"/>
+          </w:tcPr>
+          <w:p>
+            <w:pPr>
+              <w:jc w:val="left"/>
+            </w:pPr>
+            <w:r>
+              <w:rPr>
+                <w:b/>
+                <w:i w:val="0"/>
+                <w:color w:val="FFFFFF"/>
+                <w:sz w:val="20"/>
+              </w:rPr>
+              <w:t>Generic</w:t>
+            </w:r>
+          </w:p>
+        </w:tc>
+        <w:tc>
+          <w:tcPr>
+            <w:tcW w:type="dxa" w:w="1440"/>
+            <w:shd w:val="clear" w:color="auto" w:fill="1F497D"/>
+          </w:tcPr>
+          <w:p>
+            <w:pPr>
+              <w:jc w:val="left"/>
+            </w:pPr>
+            <w:r>
+              <w:rPr>
+                <w:b/>
+                <w:i w:val="0"/>
+                <w:color w:val="FFFFFF"/>
+                <w:sz w:val="20"/>
+              </w:rPr>
+              <w:t>Default</w:t>
+            </w:r>
+          </w:p>
+        </w:tc>
+        <w:tc>
+          <w:tcPr>
+            <w:tcW w:type="dxa" w:w="6912"/>
+            <w:shd w:val="clear" w:color="auto" w:fill="1F497D"/>
+          </w:tcPr>
+          <w:p>
+            <w:pPr>
+              <w:jc w:val="left"/>
+            </w:pPr>
+            <w:r>
+              <w:rPr>
+                <w:b/>
+                <w:i w:val="0"/>
+                <w:color w:val="FFFFFF"/>
+                <w:sz w:val="20"/>
+              </w:rPr>
+              <w:t>Description</w:t>
+            </w:r>
+          </w:p>
+        </w:tc>
+      </w:tr>
+      <w:tr>
+        <w:tc>
+          <w:tcPr>
+            <w:tcW w:type="dxa" w:w="2016"/>
+            <w:shd w:val="clear" w:color="auto" w:fill="FFFFFF"/>
+          </w:tcPr>
+          <w:p>
+            <w:pPr>
+              <w:jc w:val="left"/>
+            </w:pPr>
+            <w:r>
+              <w:rPr>
+                <w:b w:val="0"/>
+                <w:i w:val="0"/>
+                <w:color w:val="000000"/>
+                <w:sz w:val="19"/>
+              </w:rPr>
+              <w:t>DEPTH</w:t>
+            </w:r>
+          </w:p>
+        </w:tc>
+        <w:tc>
+          <w:tcPr>
+            <w:tcW w:type="dxa" w:w="1440"/>
+            <w:shd w:val="clear" w:color="auto" w:fill="FFFFFF"/>
+          </w:tcPr>
+          <w:p>
+            <w:pPr>
+              <w:jc w:val="left"/>
+            </w:pPr>
+            <w:r>
+              <w:rPr>
+                <w:b w:val="0"/>
+                <w:i w:val="0"/>
+                <w:color w:val="000000"/>
+                <w:sz w:val="19"/>
+              </w:rPr>
+              <w:t>600000</w:t>
+            </w:r>
+          </w:p>
+        </w:tc>
+        <w:tc>
+          <w:tcPr>
+            <w:tcW w:type="dxa" w:w="6912"/>
+            <w:shd w:val="clear" w:color="auto" w:fill="FFFFFF"/>
+          </w:tcPr>
+          <w:p>
+            <w:pPr>
+              <w:jc w:val="left"/>
+            </w:pPr>
+            <w:r>
+              <w:rPr>
+                <w:b w:val="0"/>
+                <w:i w:val="0"/>
+                <w:color w:val="000000"/>
+                <w:sz w:val="19"/>
+              </w:rPr>
+              <w:t>Number of 1-bit entries; needs 19 BRAM36 tiles</w:t>
+            </w:r>
+          </w:p>
+        </w:tc>
+      </w:tr>
+      <w:tr>
+        <w:tc>
+          <w:tcPr>
+            <w:tcW w:type="dxa" w:w="2016"/>
+            <w:shd w:val="clear" w:color="auto" w:fill="DAE8FC"/>
+          </w:tcPr>
+          <w:p>
+            <w:pPr>
+              <w:jc w:val="left"/>
+            </w:pPr>
+            <w:r>
+              <w:rPr>
+                <w:b w:val="0"/>
+                <w:i w:val="0"/>
+                <w:color w:val="000000"/>
+                <w:sz w:val="19"/>
+              </w:rPr>
+              <w:t>AF_THRESH</w:t>
+            </w:r>
+          </w:p>
+        </w:tc>
+        <w:tc>
+          <w:tcPr>
+            <w:tcW w:type="dxa" w:w="1440"/>
+            <w:shd w:val="clear" w:color="auto" w:fill="DAE8FC"/>
+          </w:tcPr>
+          <w:p>
+            <w:pPr>
+              <w:jc w:val="left"/>
+            </w:pPr>
+            <w:r>
+              <w:rPr>
+                <w:b w:val="0"/>
+                <w:i w:val="0"/>
+                <w:color w:val="000000"/>
+                <w:sz w:val="19"/>
+              </w:rPr>
+              <w:t>4</w:t>
+            </w:r>
+          </w:p>
+        </w:tc>
+        <w:tc>
+          <w:tcPr>
+            <w:tcW w:type="dxa" w:w="6912"/>
+            <w:shd w:val="clear" w:color="auto" w:fill="DAE8FC"/>
+          </w:tcPr>
+          <w:p>
+            <w:pPr>
+              <w:jc w:val="left"/>
+            </w:pPr>
+            <w:r>
+              <w:rPr>
+                <w:b w:val="0"/>
+                <w:i w:val="0"/>
+                <w:color w:val="000000"/>
+                <w:sz w:val="19"/>
+              </w:rPr>
+              <w:t>Almost-full distance from top</w:t>
+            </w:r>
+          </w:p>
+        </w:tc>
+      </w:tr>
+      <w:tr>
+        <w:tc>
+          <w:tcPr>
+            <w:tcW w:type="dxa" w:w="2016"/>
+            <w:shd w:val="clear" w:color="auto" w:fill="FFFFFF"/>
+          </w:tcPr>
+          <w:p>
+            <w:pPr>
+              <w:jc w:val="left"/>
+            </w:pPr>
+            <w:r>
+              <w:rPr>
+                <w:b w:val="0"/>
+                <w:i w:val="0"/>
+                <w:color w:val="000000"/>
+                <w:sz w:val="19"/>
+              </w:rPr>
+              <w:t>AE_THRESH</w:t>
+            </w:r>
+          </w:p>
+        </w:tc>
+        <w:tc>
+          <w:tcPr>
+            <w:tcW w:type="dxa" w:w="1440"/>
+            <w:shd w:val="clear" w:color="auto" w:fill="FFFFFF"/>
+          </w:tcPr>
+          <w:p>
+            <w:pPr>
+              <w:jc w:val="left"/>
+            </w:pPr>
+            <w:r>
+              <w:rPr>
+                <w:b w:val="0"/>
+                <w:i w:val="0"/>
+                <w:color w:val="000000"/>
+                <w:sz w:val="19"/>
+              </w:rPr>
+              <w:t>4</w:t>
+            </w:r>
+          </w:p>
+        </w:tc>
+        <w:tc>
+          <w:tcPr>
+            <w:tcW w:type="dxa" w:w="6912"/>
+            <w:shd w:val="clear" w:color="auto" w:fill="FFFFFF"/>
+          </w:tcPr>
+          <w:p>
+            <w:pPr>
+              <w:jc w:val="left"/>
+            </w:pPr>
+            <w:r>
+              <w:rPr>
+                <w:b w:val="0"/>
+                <w:i w:val="0"/>
+                <w:color w:val="000000"/>
+                <w:sz w:val="19"/>
+              </w:rPr>
+              <w:t>Almost-empty distance from zero</w:t>
+            </w:r>
+          </w:p>
+        </w:tc>
+      </w:tr>
+    </w:tbl>
+    <w:p/>
+    <w:p>
+      <w:pPr>
+        <w:pStyle w:val="Heading2"/>
+      </w:pPr>
+      <w:r>
+        <w:rPr>
+          <w:color w:val="2E74B5"/>
+        </w:rPr>
+        <w:t>6.4  BRAM Resource Usage</w:t>
+      </w:r>
+    </w:p>
+    <w:tbl>
+      <w:tblPr>
+        <w:tblStyle w:val="TableGrid"/>
+        <w:tblW w:type="auto" w:w="0"/>
+        <w:tblLook w:firstColumn="1" w:firstRow="1" w:lastColumn="0" w:lastRow="0" w:noHBand="0" w:noVBand="1" w:val="04A0"/>
+      </w:tblPr>
+      <w:tblGrid>
+        <w:gridCol w:w="4873"/>
+        <w:gridCol w:w="4873"/>
+      </w:tblGrid>
+      <w:tr>
+        <w:tc>
+          <w:tcPr>
+            <w:tcW w:type="dxa" w:w="3600"/>
+            <w:shd w:val="clear" w:color="auto" w:fill="1F497D"/>
+          </w:tcPr>
+          <w:p>
+            <w:pPr>
+              <w:jc w:val="left"/>
+            </w:pPr>
+            <w:r>
+              <w:rPr>
+                <w:b/>
+                <w:i w:val="0"/>
+                <w:color w:val="FFFFFF"/>
+                <w:sz w:val="20"/>
+              </w:rPr>
+              <w:t>Parameter</w:t>
+            </w:r>
+          </w:p>
+        </w:tc>
+        <w:tc>
+          <w:tcPr>
+            <w:tcW w:type="dxa" w:w="6768"/>
+            <w:shd w:val="clear" w:color="auto" w:fill="1F497D"/>
+          </w:tcPr>
+          <w:p>
+            <w:pPr>
+              <w:jc w:val="left"/>
+            </w:pPr>
+            <w:r>
+              <w:rPr>
+                <w:b/>
+                <w:i w:val="0"/>
+                <w:color w:val="FFFFFF"/>
+                <w:sz w:val="20"/>
+              </w:rPr>
+              <w:t>Value</w:t>
+            </w:r>
+          </w:p>
+        </w:tc>
+      </w:tr>
+      <w:tr>
+        <w:tc>
+          <w:tcPr>
+            <w:tcW w:type="dxa" w:w="3600"/>
+            <w:shd w:val="clear" w:color="auto" w:fill="FFFFFF"/>
+          </w:tcPr>
+          <w:p>
+            <w:pPr>
+              <w:jc w:val="left"/>
+            </w:pPr>
+            <w:r>
+              <w:rPr>
+                <w:b w:val="0"/>
+                <w:i w:val="0"/>
+                <w:color w:val="000000"/>
+                <w:sz w:val="19"/>
+              </w:rPr>
+              <w:t>Entry width</w:t>
+            </w:r>
+          </w:p>
+        </w:tc>
+        <w:tc>
+          <w:tcPr>
+            <w:tcW w:type="dxa" w:w="6768"/>
+            <w:shd w:val="clear" w:color="auto" w:fill="FFFFFF"/>
+          </w:tcPr>
+          <w:p>
+            <w:pPr>
+              <w:jc w:val="left"/>
+            </w:pPr>
+            <w:r>
+              <w:rPr>
+                <w:b w:val="0"/>
+                <w:i w:val="0"/>
+                <w:color w:val="000000"/>
+                <w:sz w:val="19"/>
+              </w:rPr>
+              <w:t>1 bit (std_logic)</w:t>
+            </w:r>
+          </w:p>
+        </w:tc>
+      </w:tr>
+      <w:tr>
+        <w:tc>
+          <w:tcPr>
+            <w:tcW w:type="dxa" w:w="3600"/>
+            <w:shd w:val="clear" w:color="auto" w:fill="DAE8FC"/>
+          </w:tcPr>
+          <w:p>
+            <w:pPr>
+              <w:jc w:val="left"/>
+            </w:pPr>
+            <w:r>
+              <w:rPr>
+                <w:b w:val="0"/>
+                <w:i w:val="0"/>
+                <w:color w:val="000000"/>
+                <w:sz w:val="19"/>
+              </w:rPr>
+              <w:t>Depth</w:t>
+            </w:r>
+          </w:p>
+        </w:tc>
+        <w:tc>
+          <w:tcPr>
+            <w:tcW w:type="dxa" w:w="6768"/>
+            <w:shd w:val="clear" w:color="auto" w:fill="DAE8FC"/>
+          </w:tcPr>
+          <w:p>
+            <w:pPr>
+              <w:jc w:val="left"/>
+            </w:pPr>
+            <w:r>
+              <w:rPr>
+                <w:b w:val="0"/>
+                <w:i w:val="0"/>
+                <w:color w:val="000000"/>
+                <w:sz w:val="19"/>
+              </w:rPr>
+              <w:t>600,000 entries</w:t>
+            </w:r>
+          </w:p>
+        </w:tc>
+      </w:tr>
+      <w:tr>
+        <w:tc>
+          <w:tcPr>
+            <w:tcW w:type="dxa" w:w="3600"/>
+            <w:shd w:val="clear" w:color="auto" w:fill="FFFFFF"/>
+          </w:tcPr>
+          <w:p>
+            <w:pPr>
+              <w:jc w:val="left"/>
+            </w:pPr>
+            <w:r>
+              <w:rPr>
+                <w:b w:val="0"/>
+                <w:i w:val="0"/>
+                <w:color w:val="000000"/>
+                <w:sz w:val="19"/>
+              </w:rPr>
+              <w:t>Total storage</w:t>
+            </w:r>
+          </w:p>
+        </w:tc>
+        <w:tc>
+          <w:tcPr>
+            <w:tcW w:type="dxa" w:w="6768"/>
+            <w:shd w:val="clear" w:color="auto" w:fill="FFFFFF"/>
+          </w:tcPr>
+          <w:p>
+            <w:pPr>
+              <w:jc w:val="left"/>
+            </w:pPr>
+            <w:r>
+              <w:rPr>
+                <w:b w:val="0"/>
+                <w:i w:val="0"/>
+                <w:color w:val="000000"/>
+                <w:sz w:val="19"/>
+              </w:rPr>
+              <w:t>600,000 bits</w:t>
+            </w:r>
+          </w:p>
+        </w:tc>
+      </w:tr>
+      <w:tr>
+        <w:tc>
+          <w:tcPr>
+            <w:tcW w:type="dxa" w:w="3600"/>
+            <w:shd w:val="clear" w:color="auto" w:fill="DAE8FC"/>
+          </w:tcPr>
+          <w:p>
+            <w:pPr>
+              <w:jc w:val="left"/>
+            </w:pPr>
+            <w:r>
+              <w:rPr>
+                <w:b w:val="0"/>
+                <w:i w:val="0"/>
+                <w:color w:val="000000"/>
+                <w:sz w:val="19"/>
+              </w:rPr>
+              <w:t>BRAM36 tiles needed</w:t>
+            </w:r>
+          </w:p>
+        </w:tc>
+        <w:tc>
+          <w:tcPr>
+            <w:tcW w:type="dxa" w:w="6768"/>
+            <w:shd w:val="clear" w:color="auto" w:fill="DAE8FC"/>
+          </w:tcPr>
+          <w:p>
+            <w:pPr>
+              <w:jc w:val="left"/>
+            </w:pPr>
+            <w:r>
+              <w:rPr>
+                <w:b w:val="0"/>
+                <w:i w:val="0"/>
+                <w:color w:val="000000"/>
+                <w:sz w:val="19"/>
+              </w:rPr>
+              <w:t>19  (600,000 ÷ 32,768 = 18.3 → 19)</w:t>
+            </w:r>
+          </w:p>
+        </w:tc>
+      </w:tr>
+      <w:tr>
+        <w:tc>
+          <w:tcPr>
+            <w:tcW w:type="dxa" w:w="3600"/>
+            <w:shd w:val="clear" w:color="auto" w:fill="FFFFFF"/>
+          </w:tcPr>
+          <w:p>
+            <w:pPr>
+              <w:jc w:val="left"/>
+            </w:pPr>
+            <w:r>
+              <w:rPr>
+                <w:b w:val="0"/>
+                <w:i w:val="0"/>
+                <w:color w:val="000000"/>
+                <w:sz w:val="19"/>
+              </w:rPr>
+              <w:t>Available (cRIO-9056)</w:t>
+            </w:r>
+          </w:p>
+        </w:tc>
+        <w:tc>
+          <w:tcPr>
+            <w:tcW w:type="dxa" w:w="6768"/>
+            <w:shd w:val="clear" w:color="auto" w:fill="FFFFFF"/>
+          </w:tcPr>
+          <w:p>
+            <w:pPr>
+              <w:jc w:val="left"/>
+            </w:pPr>
+            <w:r>
+              <w:rPr>
+                <w:b w:val="0"/>
+                <w:i w:val="0"/>
+                <w:color w:val="000000"/>
+                <w:sz w:val="19"/>
+              </w:rPr>
+              <w:t>105 BRAM36 tiles</w:t>
+            </w:r>
+          </w:p>
+        </w:tc>
+      </w:tr>
+      <w:tr>
+        <w:tc>
+          <w:tcPr>
+            <w:tcW w:type="dxa" w:w="3600"/>
+            <w:shd w:val="clear" w:color="auto" w:fill="DAE8FC"/>
+          </w:tcPr>
+          <w:p>
+            <w:pPr>
+              <w:jc w:val="left"/>
+            </w:pPr>
+            <w:r>
+              <w:rPr>
+                <w:b w:val="0"/>
+                <w:i w:val="0"/>
+                <w:color w:val="000000"/>
+                <w:sz w:val="19"/>
+              </w:rPr>
+              <w:t>FIFO usage</w:t>
+            </w:r>
+          </w:p>
+        </w:tc>
+        <w:tc>
+          <w:tcPr>
+            <w:tcW w:type="dxa" w:w="6768"/>
+            <w:shd w:val="clear" w:color="auto" w:fill="DAE8FC"/>
+          </w:tcPr>
+          <w:p>
+            <w:pPr>
+              <w:jc w:val="left"/>
+            </w:pPr>
+            <w:r>
+              <w:rPr>
+                <w:b w:val="0"/>
+                <w:i w:val="0"/>
+                <w:color w:val="000000"/>
+                <w:sz w:val="19"/>
+              </w:rPr>
+              <w:t>18%  — well within budget</w:t>
+            </w:r>
+          </w:p>
+        </w:tc>
+      </w:tr>
+      <w:tr>
+        <w:tc>
+          <w:tcPr>
+            <w:tcW w:type="dxa" w:w="3600"/>
+            <w:shd w:val="clear" w:color="auto" w:fill="FFFFFF"/>
+          </w:tcPr>
+          <w:p>
+            <w:pPr>
+              <w:jc w:val="left"/>
+            </w:pPr>
+            <w:r>
+              <w:rPr>
+                <w:b w:val="0"/>
+                <w:i w:val="0"/>
+                <w:color w:val="000000"/>
+                <w:sz w:val="19"/>
+              </w:rPr>
+              <w:t>Read latency</w:t>
+            </w:r>
+          </w:p>
+        </w:tc>
+        <w:tc>
+          <w:tcPr>
+            <w:tcW w:type="dxa" w:w="6768"/>
+            <w:shd w:val="clear" w:color="auto" w:fill="FFFFFF"/>
+          </w:tcPr>
+          <w:p>
+            <w:pPr>
+              <w:jc w:val="left"/>
+            </w:pPr>
+            <w:r>
+              <w:rPr>
+                <w:b w:val="0"/>
+                <w:i w:val="0"/>
+                <w:color w:val="000000"/>
+                <w:sz w:val="19"/>
+              </w:rPr>
+              <w:t>1 clock cycle (registered output)</w:t>
+            </w:r>
+          </w:p>
+        </w:tc>
+      </w:tr>
+    </w:tbl>
+    <w:p/>
     <w:sectPr>
       <w:pgSz w:w="12240" w:h="15840"/>
       <w:pgMar w:top="1134" w:right="1247" w:bottom="1134" w:left="1247" w:header="720" w:footer="720" w:gutter="0"/>
